--- a/Assignment_10/Assignment_10_final.docx
+++ b/Assignment_10/Assignment_10_final.docx
@@ -3148,33 +3148,7 @@
           <w:szCs w:val="26"/>
           <w:lang w:val="en-IN"/>
         </w:rPr>
-        <w:t>"Result = %</w:t>
-      </w:r>
-      <w:proofErr w:type="spellStart"/>
-      <w:r>
-        <w:rPr>
-          <w:rFonts w:ascii="Courier New" w:eastAsiaTheme="majorEastAsia" w:hAnsi="Courier New" w:cstheme="majorBidi"/>
-          <w:b/>
-          <w:bCs/>
-          <w:color w:val="4F81BD" w:themeColor="accent1"/>
-          <w:sz w:val="21"/>
-          <w:szCs w:val="26"/>
-          <w:lang w:val="en-IN"/>
-        </w:rPr>
-        <w:t>lld</w:t>
-      </w:r>
-      <w:proofErr w:type="spellEnd"/>
-      <w:r>
-        <w:rPr>
-          <w:rFonts w:ascii="Courier New" w:eastAsiaTheme="majorEastAsia" w:hAnsi="Courier New" w:cstheme="majorBidi"/>
-          <w:b/>
-          <w:bCs/>
-          <w:color w:val="4F81BD" w:themeColor="accent1"/>
-          <w:sz w:val="21"/>
-          <w:szCs w:val="26"/>
-          <w:lang w:val="en-IN"/>
-        </w:rPr>
-        <w:t>\n", fact);</w:t>
+        <w:t>"Result = %lld\n", fact);</w:t>
       </w:r>
     </w:p>
     <w:p>
@@ -3682,6 +3656,92 @@
       </w:pPr>
       <w:r>
         <w:t>FAQs:</w:t>
+      </w:r>
+    </w:p>
+    <w:p>
+      <w:pPr>
+        <w:pStyle w:val="ListParagraph"/>
+        <w:numPr>
+          <w:ilvl w:val="0"/>
+          <w:numId w:val="12"/>
+        </w:numPr>
+        <w:rPr>
+          <w:lang w:val="en-IN"/>
+        </w:rPr>
+      </w:pPr>
+      <w:r>
+        <w:rPr>
+          <w:lang w:val="en-IN"/>
+        </w:rPr>
+        <w:t>What is a simple calculator program?</w:t>
+      </w:r>
+    </w:p>
+    <w:p>
+      <w:pPr>
+        <w:pStyle w:val="ListParagraph"/>
+        <w:numPr>
+          <w:ilvl w:val="0"/>
+          <w:numId w:val="12"/>
+        </w:numPr>
+        <w:rPr>
+          <w:lang w:val="en-IN"/>
+        </w:rPr>
+      </w:pPr>
+      <w:r>
+        <w:rPr>
+          <w:lang w:val="en-IN"/>
+        </w:rPr>
+        <w:t>Why is switch–case preferred in calculator programs?</w:t>
+      </w:r>
+    </w:p>
+    <w:p>
+      <w:pPr>
+        <w:pStyle w:val="ListParagraph"/>
+        <w:numPr>
+          <w:ilvl w:val="0"/>
+          <w:numId w:val="12"/>
+        </w:numPr>
+        <w:rPr>
+          <w:lang w:val="en-IN"/>
+        </w:rPr>
+      </w:pPr>
+      <w:r>
+        <w:rPr>
+          <w:lang w:val="en-IN"/>
+        </w:rPr>
+        <w:t>How does the program handle division by zero?</w:t>
+      </w:r>
+    </w:p>
+    <w:p>
+      <w:pPr>
+        <w:pStyle w:val="ListParagraph"/>
+        <w:numPr>
+          <w:ilvl w:val="0"/>
+          <w:numId w:val="12"/>
+        </w:numPr>
+        <w:rPr>
+          <w:lang w:val="en-IN"/>
+        </w:rPr>
+      </w:pPr>
+      <w:r>
+        <w:rPr>
+          <w:lang w:val="en-IN"/>
+        </w:rPr>
+        <w:t>How is the power operation (</w:t>
+      </w:r>
+      <w:proofErr w:type="spellStart"/>
+      <w:r>
+        <w:rPr>
+          <w:lang w:val="en-IN"/>
+        </w:rPr>
+        <w:t>xʸ</w:t>
+      </w:r>
+      <w:proofErr w:type="spellEnd"/>
+      <w:r>
+        <w:rPr>
+          <w:lang w:val="en-IN"/>
+        </w:rPr>
+        <w:t>) implemented without using math library functions?</w:t>
       </w:r>
     </w:p>
     <w:p>
@@ -3699,169 +3759,13 @@
         <w:rPr>
           <w:lang w:val="en-IN"/>
         </w:rPr>
-        <w:t>What is a simple calculator program?</w:t>
-      </w:r>
-    </w:p>
-    <w:p>
-      <w:pPr>
-        <w:pStyle w:val="ListParagraph"/>
-        <w:numPr>
-          <w:ilvl w:val="0"/>
-          <w:numId w:val="10"/>
-        </w:numPr>
-        <w:rPr>
-          <w:lang w:val="en-IN"/>
-        </w:rPr>
-      </w:pPr>
-      <w:r>
-        <w:t>What is a simple calculator program is an important programming concept because it supports clear problem solving, structured logic, and correct implementation. Understanding it helps in writing programs that are easier to develop, test, and maintain.</w:t>
-      </w:r>
-    </w:p>
-    <w:p>
-      <w:pPr>
-        <w:pStyle w:val="ListParagraph"/>
-        <w:numPr>
-          <w:ilvl w:val="0"/>
-          <w:numId w:val="10"/>
-        </w:numPr>
-        <w:rPr>
-          <w:lang w:val="en-IN"/>
-        </w:rPr>
-      </w:pPr>
-      <w:r>
-        <w:rPr>
-          <w:lang w:val="en-IN"/>
-        </w:rPr>
-        <w:t>Why is switch–case preferred in calculator programs?</w:t>
-      </w:r>
-    </w:p>
-    <w:p>
-      <w:pPr>
-        <w:pStyle w:val="ListParagraph"/>
-        <w:numPr>
-          <w:ilvl w:val="0"/>
-          <w:numId w:val="10"/>
-        </w:numPr>
-        <w:rPr>
-          <w:lang w:val="en-IN"/>
-        </w:rPr>
-      </w:pPr>
-      <w:r>
-        <w:t>The switch-case statement is a multi-way decision control structure used when one expression must be compared against several constant choices. It makes menu-based programs easier to read and maintain than writing many separate if-else conditions.</w:t>
-      </w:r>
-    </w:p>
-    <w:p>
-      <w:pPr>
-        <w:pStyle w:val="ListParagraph"/>
-        <w:numPr>
-          <w:ilvl w:val="0"/>
-          <w:numId w:val="10"/>
-        </w:numPr>
-        <w:rPr>
-          <w:lang w:val="en-IN"/>
-        </w:rPr>
-      </w:pPr>
-      <w:r>
-        <w:rPr>
-          <w:lang w:val="en-IN"/>
-        </w:rPr>
-        <w:t>How does the program handle division by zero?</w:t>
-      </w:r>
-    </w:p>
-    <w:p>
-      <w:pPr>
-        <w:pStyle w:val="ListParagraph"/>
-        <w:numPr>
-          <w:ilvl w:val="0"/>
-          <w:numId w:val="10"/>
-        </w:numPr>
-        <w:rPr>
-          <w:lang w:val="en-IN"/>
-        </w:rPr>
-      </w:pPr>
-      <w:r>
-        <w:t>How does the program handle division by zero is an important programming concept because it supports clear problem solving, structured logic, and correct implementation. Understanding it helps in writing programs that are easier to develop, test, and maintain.</w:t>
-      </w:r>
-    </w:p>
-    <w:p>
-      <w:pPr>
-        <w:pStyle w:val="ListParagraph"/>
-        <w:numPr>
-          <w:ilvl w:val="0"/>
-          <w:numId w:val="10"/>
-        </w:numPr>
-        <w:rPr>
-          <w:lang w:val="en-IN"/>
-        </w:rPr>
-      </w:pPr>
-      <w:r>
-        <w:rPr>
-          <w:lang w:val="en-IN"/>
-        </w:rPr>
-        <w:t>How is the power operation (</w:t>
-      </w:r>
-      <w:proofErr w:type="spellStart"/>
-      <w:r>
-        <w:rPr>
-          <w:lang w:val="en-IN"/>
-        </w:rPr>
-        <w:t>xʸ</w:t>
-      </w:r>
-      <w:proofErr w:type="spellEnd"/>
-      <w:r>
-        <w:rPr>
-          <w:lang w:val="en-IN"/>
-        </w:rPr>
-        <w:t>) implemented without using math library functions?</w:t>
-      </w:r>
-    </w:p>
-    <w:p>
-      <w:pPr>
-        <w:pStyle w:val="ListParagraph"/>
-        <w:numPr>
-          <w:ilvl w:val="0"/>
-          <w:numId w:val="10"/>
-        </w:numPr>
-        <w:rPr>
-          <w:lang w:val="en-IN"/>
-        </w:rPr>
-      </w:pPr>
-      <w:r>
-        <w:lastRenderedPageBreak/>
-        <w:t>A function is a reusable block of code designed to perform a specific task. Functions improve modularity, reduce repetition, and make a program easier to read, test, and maintain.</w:t>
-      </w:r>
-    </w:p>
-    <w:p>
-      <w:pPr>
-        <w:pStyle w:val="ListParagraph"/>
-        <w:numPr>
-          <w:ilvl w:val="0"/>
-          <w:numId w:val="10"/>
-        </w:numPr>
-        <w:rPr>
-          <w:lang w:val="en-IN"/>
-        </w:rPr>
-      </w:pPr>
-      <w:r>
-        <w:rPr>
-          <w:lang w:val="en-IN"/>
-        </w:rPr>
-        <w:t>What is factorial and how is it calculated using loops in C?</w:t>
-      </w:r>
-    </w:p>
-    <w:p>
-      <w:pPr>
-        <w:pStyle w:val="ListParagraph"/>
-        <w:numPr>
-          <w:ilvl w:val="0"/>
-          <w:numId w:val="10"/>
-        </w:numPr>
-        <w:rPr>
-          <w:lang w:val="en-IN"/>
-        </w:rPr>
-      </w:pPr>
-      <w:r>
-        <w:t>What is factorial and how is it calculated using loops in C is an important programming concept because it supports clear problem solving, structured logic, and correct implementation. Understanding it helps in writing programs that are easier to develop, test, and maintain.</w:t>
+        <w:t>What is factorial and how is it calculated using loops in C</w:t>
+      </w:r>
+      <w:r>
+        <w:rPr>
+          <w:lang w:val="en-IN"/>
+        </w:rPr>
+        <w:t>a</w:t>
       </w:r>
     </w:p>
     <w:p/>
@@ -4278,6 +4182,36 @@
   </w:num>
   <w:num w:numId="11" w16cid:durableId="373580415">
     <w:abstractNumId w:val="10"/>
+  </w:num>
+  <w:num w:numId="12" w16cid:durableId="473261206">
+    <w:abstractNumId w:val="9"/>
+    <w:lvlOverride w:ilvl="0">
+      <w:startOverride w:val="1"/>
+    </w:lvlOverride>
+    <w:lvlOverride w:ilvl="1">
+      <w:startOverride w:val="1"/>
+    </w:lvlOverride>
+    <w:lvlOverride w:ilvl="2">
+      <w:startOverride w:val="1"/>
+    </w:lvlOverride>
+    <w:lvlOverride w:ilvl="3">
+      <w:startOverride w:val="1"/>
+    </w:lvlOverride>
+    <w:lvlOverride w:ilvl="4">
+      <w:startOverride w:val="1"/>
+    </w:lvlOverride>
+    <w:lvlOverride w:ilvl="5">
+      <w:startOverride w:val="1"/>
+    </w:lvlOverride>
+    <w:lvlOverride w:ilvl="6">
+      <w:startOverride w:val="1"/>
+    </w:lvlOverride>
+    <w:lvlOverride w:ilvl="7">
+      <w:startOverride w:val="1"/>
+    </w:lvlOverride>
+    <w:lvlOverride w:ilvl="8">
+      <w:startOverride w:val="1"/>
+    </w:lvlOverride>
   </w:num>
 </w:numbering>
 </file>
@@ -4885,6 +4819,7 @@
   <w:style w:type="character" w:default="1" w:styleId="DefaultParagraphFont">
     <w:name w:val="Default Paragraph Font"/>
     <w:uiPriority w:val="1"/>
+    <w:semiHidden/>
     <w:unhideWhenUsed/>
   </w:style>
   <w:style w:type="table" w:default="1" w:styleId="TableNormal">
